--- a/research/v21-seeded-documents/packs/retail-price-accuracy/or/documents/matter-brief.docx
+++ b/research/v21-seeded-documents/packs/retail-price-accuracy/or/documents/matter-brief.docx
@@ -413,7 +413,7 @@
         <w:keepNext/>
       </w:pPr>
       <w:r>
-        <w:t>The synthetic record reports a checkout control gap mapped to Or. Rev. Stat. §§ 616.850–616.890 affecting 84 units. The evidence register pins a unit rate of $18.42 and a computed exposure of $1,547.28. Issue-spotting authority: Or. Rev. Stat. §§ 616.850–616.890; current-law and remedy validation remain counsel work.</w:t>
+        <w:t>The synthetic record reports a checkout control gap mapped to OAR 603-027-0180; Or. Rev. Stat. §§ 616.850–616.890 affecting 84 units. The evidence register pins a unit rate of $18.42 and a computed exposure of $1,547.28. Issue-spotting authority: OAR 603-027-0180; Or. Rev. Stat. §§ 616.850–616.890; current-law and remedy validation remain counsel work.</w:t>
       </w:r>
     </w:p>
     <w:p>
